--- a/Zig/Zig Cheat.docx
+++ b/Zig/Zig Cheat.docx
@@ -102,7 +102,7 @@
       </w:pPr>
       <w:r>
         <w:pict w14:anchorId="6035E2BF">
-          <v:rect id="_x0000_i1109" style="width:0;height:1.5pt" o:hralign="center" o:hrstd="t" o:hr="t" fillcolor="#a0a0a0" stroked="f"/>
+          <v:rect id="_x0000_i1025" style="width:0;height:1.5pt" o:hralign="center" o:hrstd="t" o:hr="t" fillcolor="#a0a0a0" stroked="f"/>
         </w:pict>
       </w:r>
     </w:p>
@@ -116,49 +116,26 @@
       </w:pPr>
       <w:r>
         <w:rPr>
-          <w:rFonts w:ascii="Segoe UI Emoji" w:hAnsi="Segoe UI Emoji" w:cs="Segoe UI Emoji"/>
-          <w:b/>
-          <w:bCs/>
-        </w:rPr>
-        <w:t>📌</w:t>
-      </w:r>
-      <w:r>
-        <w:rPr>
-          <w:b/>
-          <w:bCs/>
-        </w:rPr>
-        <w:t xml:space="preserve"> Zig Project Setup: Creating Executables and Libraries</w:t>
-      </w:r>
-    </w:p>
-    <w:p>
-      <w:pPr>
-        <w:spacing w:before="10" w:after="10" w:line="240" w:lineRule="auto"/>
-        <w:rPr>
-          <w:b/>
-          <w:bCs/>
-        </w:rPr>
-      </w:pPr>
-      <w:r>
-        <w:rPr>
-          <w:b/>
-          <w:bCs/>
-        </w:rPr>
-        <w:t>1️</w:t>
-      </w:r>
-      <w:r>
-        <w:rPr>
-          <w:rFonts w:ascii="Segoe UI Symbol" w:hAnsi="Segoe UI Symbol" w:cs="Segoe UI Symbol"/>
-          <w:b/>
-          <w:bCs/>
-        </w:rPr>
-        <w:t>⃣</w:t>
-      </w:r>
-      <w:r>
-        <w:rPr>
-          <w:b/>
-          <w:bCs/>
-        </w:rPr>
-        <w:t xml:space="preserve"> Installing Zig</w:t>
+          <w:b/>
+          <w:bCs/>
+        </w:rPr>
+        <w:t>Zig Project Setup: Creating Executables and Libraries</w:t>
+      </w:r>
+    </w:p>
+    <w:p>
+      <w:pPr>
+        <w:spacing w:before="10" w:after="10" w:line="240" w:lineRule="auto"/>
+        <w:rPr>
+          <w:b/>
+          <w:bCs/>
+        </w:rPr>
+      </w:pPr>
+      <w:r>
+        <w:rPr>
+          <w:b/>
+          <w:bCs/>
+        </w:rPr>
+        <w:t>Installing Zig</w:t>
       </w:r>
     </w:p>
     <w:p>
@@ -202,7 +179,7 @@
       </w:pPr>
       <w:r>
         <w:pict w14:anchorId="0E4895ED">
-          <v:rect id="_x0000_i1110" style="width:0;height:1.5pt" o:hralign="center" o:hrstd="t" o:hr="t" fillcolor="#a0a0a0" stroked="f"/>
+          <v:rect id="_x0000_i1026" style="width:0;height:1.5pt" o:hralign="center" o:hrstd="t" o:hr="t" fillcolor="#a0a0a0" stroked="f"/>
         </w:pict>
       </w:r>
     </w:p>
@@ -219,22 +196,7 @@
           <w:b/>
           <w:bCs/>
         </w:rPr>
-        <w:t>2️</w:t>
-      </w:r>
-      <w:r>
-        <w:rPr>
-          <w:rFonts w:ascii="Segoe UI Symbol" w:hAnsi="Segoe UI Symbol" w:cs="Segoe UI Symbol"/>
-          <w:b/>
-          <w:bCs/>
-        </w:rPr>
-        <w:t>⃣</w:t>
-      </w:r>
-      <w:r>
-        <w:rPr>
-          <w:b/>
-          <w:bCs/>
-        </w:rPr>
-        <w:t xml:space="preserve"> Creating a Zig Executable (.exe) Project</w:t>
+        <w:t>Creating a Zig Executable (.exe) Project</w:t>
       </w:r>
     </w:p>
     <w:p>
@@ -257,8 +219,14 @@
       <w:pPr>
         <w:shd w:val="clear" w:color="auto" w:fill="000000" w:themeFill="text1"/>
         <w:spacing w:before="10" w:after="10" w:line="240" w:lineRule="auto"/>
-      </w:pPr>
-      <w:r>
+        <w:rPr>
+          <w:rFonts w:ascii="Courier New" w:hAnsi="Courier New" w:cs="Courier New"/>
+        </w:rPr>
+      </w:pPr>
+      <w:r>
+        <w:rPr>
+          <w:rFonts w:ascii="Courier New" w:hAnsi="Courier New" w:cs="Courier New"/>
+        </w:rPr>
         <w:t>my_exe_project/</w:t>
       </w:r>
     </w:p>
@@ -266,8 +234,14 @@
       <w:pPr>
         <w:shd w:val="clear" w:color="auto" w:fill="000000" w:themeFill="text1"/>
         <w:spacing w:before="10" w:after="10" w:line="240" w:lineRule="auto"/>
-      </w:pPr>
-      <w:r>
+        <w:rPr>
+          <w:rFonts w:ascii="Courier New" w:hAnsi="Courier New" w:cs="Courier New"/>
+        </w:rPr>
+      </w:pPr>
+      <w:r>
+        <w:rPr>
+          <w:rFonts w:ascii="Courier New" w:hAnsi="Courier New" w:cs="Courier New"/>
+        </w:rPr>
         <w:t>│── src/</w:t>
       </w:r>
     </w:p>
@@ -275,8 +249,14 @@
       <w:pPr>
         <w:shd w:val="clear" w:color="auto" w:fill="000000" w:themeFill="text1"/>
         <w:spacing w:before="10" w:after="10" w:line="240" w:lineRule="auto"/>
-      </w:pPr>
-      <w:r>
+        <w:rPr>
+          <w:rFonts w:ascii="Courier New" w:hAnsi="Courier New" w:cs="Courier New"/>
+        </w:rPr>
+      </w:pPr>
+      <w:r>
+        <w:rPr>
+          <w:rFonts w:ascii="Courier New" w:hAnsi="Courier New" w:cs="Courier New"/>
+        </w:rPr>
         <w:t>│   └── main.zig</w:t>
       </w:r>
     </w:p>
@@ -284,8 +264,14 @@
       <w:pPr>
         <w:shd w:val="clear" w:color="auto" w:fill="000000" w:themeFill="text1"/>
         <w:spacing w:before="10" w:after="10" w:line="240" w:lineRule="auto"/>
-      </w:pPr>
-      <w:r>
+        <w:rPr>
+          <w:rFonts w:ascii="Courier New" w:hAnsi="Courier New" w:cs="Courier New"/>
+        </w:rPr>
+      </w:pPr>
+      <w:r>
+        <w:rPr>
+          <w:rFonts w:ascii="Courier New" w:hAnsi="Courier New" w:cs="Courier New"/>
+        </w:rPr>
         <w:t>│── build.zig</w:t>
       </w:r>
     </w:p>
@@ -293,8 +279,14 @@
       <w:pPr>
         <w:shd w:val="clear" w:color="auto" w:fill="000000" w:themeFill="text1"/>
         <w:spacing w:before="10" w:after="10" w:line="240" w:lineRule="auto"/>
-      </w:pPr>
-      <w:r>
+        <w:rPr>
+          <w:rFonts w:ascii="Courier New" w:hAnsi="Courier New" w:cs="Courier New"/>
+        </w:rPr>
+      </w:pPr>
+      <w:r>
+        <w:rPr>
+          <w:rFonts w:ascii="Courier New" w:hAnsi="Courier New" w:cs="Courier New"/>
+        </w:rPr>
         <w:t>│── zig-cache/</w:t>
       </w:r>
     </w:p>
@@ -302,8 +294,14 @@
       <w:pPr>
         <w:shd w:val="clear" w:color="auto" w:fill="000000" w:themeFill="text1"/>
         <w:spacing w:before="10" w:after="10" w:line="240" w:lineRule="auto"/>
-      </w:pPr>
-      <w:r>
+        <w:rPr>
+          <w:rFonts w:ascii="Courier New" w:hAnsi="Courier New" w:cs="Courier New"/>
+        </w:rPr>
+      </w:pPr>
+      <w:r>
+        <w:rPr>
+          <w:rFonts w:ascii="Courier New" w:hAnsi="Courier New" w:cs="Courier New"/>
+        </w:rPr>
         <w:t>│── zig-out/</w:t>
       </w:r>
     </w:p>
@@ -311,8 +309,14 @@
       <w:pPr>
         <w:shd w:val="clear" w:color="auto" w:fill="000000" w:themeFill="text1"/>
         <w:spacing w:before="10" w:after="10" w:line="240" w:lineRule="auto"/>
-      </w:pPr>
-      <w:r>
+        <w:rPr>
+          <w:rFonts w:ascii="Courier New" w:hAnsi="Courier New" w:cs="Courier New"/>
+        </w:rPr>
+      </w:pPr>
+      <w:r>
+        <w:rPr>
+          <w:rFonts w:ascii="Courier New" w:hAnsi="Courier New" w:cs="Courier New"/>
+        </w:rPr>
         <w:t>└── README.md</w:t>
       </w:r>
     </w:p>
@@ -326,18 +330,10 @@
       </w:pPr>
       <w:r>
         <w:rPr>
-          <w:rFonts w:ascii="Segoe UI Emoji" w:hAnsi="Segoe UI Emoji" w:cs="Segoe UI Emoji"/>
-          <w:b/>
-          <w:bCs/>
-        </w:rPr>
-        <w:t>📌</w:t>
-      </w:r>
-      <w:r>
-        <w:rPr>
-          <w:b/>
-          <w:bCs/>
-        </w:rPr>
-        <w:t xml:space="preserve"> File Breakdown</w:t>
+          <w:b/>
+          <w:bCs/>
+        </w:rPr>
+        <w:t>File Breakdown</w:t>
       </w:r>
     </w:p>
     <w:p>
@@ -422,7 +418,7 @@
       </w:pPr>
       <w:r>
         <w:pict w14:anchorId="11AC6517">
-          <v:rect id="_x0000_i1111" style="width:0;height:1.5pt" o:hralign="center" o:hrstd="t" o:hr="t" fillcolor="#a0a0a0" stroked="f"/>
+          <v:rect id="_x0000_i1027" style="width:0;height:1.5pt" o:hralign="center" o:hrstd="t" o:hr="t" fillcolor="#a0a0a0" stroked="f"/>
         </w:pict>
       </w:r>
     </w:p>
@@ -436,18 +432,10 @@
       </w:pPr>
       <w:r>
         <w:rPr>
-          <w:rFonts w:ascii="Segoe UI Emoji" w:hAnsi="Segoe UI Emoji" w:cs="Segoe UI Emoji"/>
-          <w:b/>
-          <w:bCs/>
-        </w:rPr>
-        <w:t>📝</w:t>
-      </w:r>
-      <w:r>
-        <w:rPr>
-          <w:b/>
-          <w:bCs/>
-        </w:rPr>
-        <w:t xml:space="preserve"> Step 1: Writing the Main Program (main.zig)</w:t>
+          <w:b/>
+          <w:bCs/>
+        </w:rPr>
+        <w:t>Step 1: Writing the Main Program (main.zig)</w:t>
       </w:r>
     </w:p>
     <w:p>
@@ -470,12 +458,12 @@
         <w:shd w:val="clear" w:color="auto" w:fill="BFBFBF" w:themeFill="background1" w:themeFillShade="BF"/>
         <w:spacing w:before="10" w:after="10" w:line="240" w:lineRule="auto"/>
         <w:rPr>
-          <w:rFonts w:ascii="Consolas" w:hAnsi="Consolas"/>
-        </w:rPr>
-      </w:pPr>
-      <w:r>
-        <w:rPr>
-          <w:rFonts w:ascii="Consolas" w:hAnsi="Consolas"/>
+          <w:rFonts w:ascii="Courier New" w:hAnsi="Courier New" w:cs="Courier New"/>
+        </w:rPr>
+      </w:pPr>
+      <w:r>
+        <w:rPr>
+          <w:rFonts w:ascii="Courier New" w:hAnsi="Courier New" w:cs="Courier New"/>
         </w:rPr>
         <w:t>const std = @import("std");</w:t>
       </w:r>
@@ -491,7 +479,7 @@
         <w:shd w:val="clear" w:color="auto" w:fill="BFBFBF" w:themeFill="background1" w:themeFillShade="BF"/>
         <w:spacing w:before="10" w:after="10" w:line="240" w:lineRule="auto"/>
         <w:rPr>
-          <w:rFonts w:ascii="Consolas" w:hAnsi="Consolas"/>
+          <w:rFonts w:ascii="Courier New" w:hAnsi="Courier New" w:cs="Courier New"/>
         </w:rPr>
       </w:pPr>
     </w:p>
@@ -506,12 +494,12 @@
         <w:shd w:val="clear" w:color="auto" w:fill="BFBFBF" w:themeFill="background1" w:themeFillShade="BF"/>
         <w:spacing w:before="10" w:after="10" w:line="240" w:lineRule="auto"/>
         <w:rPr>
-          <w:rFonts w:ascii="Consolas" w:hAnsi="Consolas"/>
-        </w:rPr>
-      </w:pPr>
-      <w:r>
-        <w:rPr>
-          <w:rFonts w:ascii="Consolas" w:hAnsi="Consolas"/>
+          <w:rFonts w:ascii="Courier New" w:hAnsi="Courier New" w:cs="Courier New"/>
+        </w:rPr>
+      </w:pPr>
+      <w:r>
+        <w:rPr>
+          <w:rFonts w:ascii="Courier New" w:hAnsi="Courier New" w:cs="Courier New"/>
         </w:rPr>
         <w:t>pub fn main() void {</w:t>
       </w:r>
@@ -527,12 +515,12 @@
         <w:shd w:val="clear" w:color="auto" w:fill="BFBFBF" w:themeFill="background1" w:themeFillShade="BF"/>
         <w:spacing w:before="10" w:after="10" w:line="240" w:lineRule="auto"/>
         <w:rPr>
-          <w:rFonts w:ascii="Consolas" w:hAnsi="Consolas"/>
-        </w:rPr>
-      </w:pPr>
-      <w:r>
-        <w:rPr>
-          <w:rFonts w:ascii="Consolas" w:hAnsi="Consolas"/>
+          <w:rFonts w:ascii="Courier New" w:hAnsi="Courier New" w:cs="Courier New"/>
+        </w:rPr>
+      </w:pPr>
+      <w:r>
+        <w:rPr>
+          <w:rFonts w:ascii="Courier New" w:hAnsi="Courier New" w:cs="Courier New"/>
         </w:rPr>
         <w:t xml:space="preserve">    const stdout = std.io.getStdOut().writer();</w:t>
       </w:r>
@@ -548,12 +536,12 @@
         <w:shd w:val="clear" w:color="auto" w:fill="BFBFBF" w:themeFill="background1" w:themeFillShade="BF"/>
         <w:spacing w:before="10" w:after="10" w:line="240" w:lineRule="auto"/>
         <w:rPr>
-          <w:rFonts w:ascii="Consolas" w:hAnsi="Consolas"/>
-        </w:rPr>
-      </w:pPr>
-      <w:r>
-        <w:rPr>
-          <w:rFonts w:ascii="Consolas" w:hAnsi="Consolas"/>
+          <w:rFonts w:ascii="Courier New" w:hAnsi="Courier New" w:cs="Courier New"/>
+        </w:rPr>
+      </w:pPr>
+      <w:r>
+        <w:rPr>
+          <w:rFonts w:ascii="Courier New" w:hAnsi="Courier New" w:cs="Courier New"/>
         </w:rPr>
         <w:t xml:space="preserve">    stdout.print("Hello, Zig!\n", .{}) catch {};</w:t>
       </w:r>
@@ -569,12 +557,12 @@
         <w:shd w:val="clear" w:color="auto" w:fill="BFBFBF" w:themeFill="background1" w:themeFillShade="BF"/>
         <w:spacing w:before="10" w:after="10" w:line="240" w:lineRule="auto"/>
         <w:rPr>
-          <w:rFonts w:ascii="Consolas" w:hAnsi="Consolas"/>
-        </w:rPr>
-      </w:pPr>
-      <w:r>
-        <w:rPr>
-          <w:rFonts w:ascii="Consolas" w:hAnsi="Consolas"/>
+          <w:rFonts w:ascii="Courier New" w:hAnsi="Courier New" w:cs="Courier New"/>
+        </w:rPr>
+      </w:pPr>
+      <w:r>
+        <w:rPr>
+          <w:rFonts w:ascii="Courier New" w:hAnsi="Courier New" w:cs="Courier New"/>
         </w:rPr>
         <w:t>}</w:t>
       </w:r>
@@ -585,7 +573,7 @@
       </w:pPr>
       <w:r>
         <w:pict w14:anchorId="1DAEDB7B">
-          <v:rect id="_x0000_i1112" style="width:0;height:1.5pt" o:hralign="center" o:hrstd="t" o:hr="t" fillcolor="#a0a0a0" stroked="f"/>
+          <v:rect id="_x0000_i1028" style="width:0;height:1.5pt" o:hralign="center" o:hrstd="t" o:hr="t" fillcolor="#a0a0a0" stroked="f"/>
         </w:pict>
       </w:r>
     </w:p>
@@ -599,18 +587,10 @@
       </w:pPr>
       <w:r>
         <w:rPr>
-          <w:rFonts w:ascii="Segoe UI Emoji" w:hAnsi="Segoe UI Emoji" w:cs="Segoe UI Emoji"/>
-          <w:b/>
-          <w:bCs/>
-        </w:rPr>
-        <w:t>🛠️</w:t>
-      </w:r>
-      <w:r>
-        <w:rPr>
-          <w:b/>
-          <w:bCs/>
-        </w:rPr>
-        <w:t xml:space="preserve"> Step 2: Writing the Build Script (build.zig)</w:t>
+          <w:b/>
+          <w:bCs/>
+        </w:rPr>
+        <w:t>Step 2: Writing the Build Script (build.zig)</w:t>
       </w:r>
     </w:p>
     <w:p>
@@ -632,12 +612,12 @@
         <w:shd w:val="clear" w:color="auto" w:fill="BFBFBF" w:themeFill="background1" w:themeFillShade="BF"/>
         <w:spacing w:before="10" w:after="10" w:line="240" w:lineRule="auto"/>
         <w:rPr>
-          <w:rFonts w:ascii="Consolas" w:hAnsi="Consolas"/>
-        </w:rPr>
-      </w:pPr>
-      <w:r>
-        <w:rPr>
-          <w:rFonts w:ascii="Consolas" w:hAnsi="Consolas"/>
+          <w:rFonts w:ascii="Courier New" w:hAnsi="Courier New" w:cs="Courier New"/>
+        </w:rPr>
+      </w:pPr>
+      <w:r>
+        <w:rPr>
+          <w:rFonts w:ascii="Courier New" w:hAnsi="Courier New" w:cs="Courier New"/>
         </w:rPr>
         <w:t>const std = @import("std");</w:t>
       </w:r>
@@ -653,7 +633,7 @@
         <w:shd w:val="clear" w:color="auto" w:fill="BFBFBF" w:themeFill="background1" w:themeFillShade="BF"/>
         <w:spacing w:before="10" w:after="10" w:line="240" w:lineRule="auto"/>
         <w:rPr>
-          <w:rFonts w:ascii="Consolas" w:hAnsi="Consolas"/>
+          <w:rFonts w:ascii="Courier New" w:hAnsi="Courier New" w:cs="Courier New"/>
         </w:rPr>
       </w:pPr>
     </w:p>
@@ -668,12 +648,12 @@
         <w:shd w:val="clear" w:color="auto" w:fill="BFBFBF" w:themeFill="background1" w:themeFillShade="BF"/>
         <w:spacing w:before="10" w:after="10" w:line="240" w:lineRule="auto"/>
         <w:rPr>
-          <w:rFonts w:ascii="Consolas" w:hAnsi="Consolas"/>
-        </w:rPr>
-      </w:pPr>
-      <w:r>
-        <w:rPr>
-          <w:rFonts w:ascii="Consolas" w:hAnsi="Consolas"/>
+          <w:rFonts w:ascii="Courier New" w:hAnsi="Courier New" w:cs="Courier New"/>
+        </w:rPr>
+      </w:pPr>
+      <w:r>
+        <w:rPr>
+          <w:rFonts w:ascii="Courier New" w:hAnsi="Courier New" w:cs="Courier New"/>
         </w:rPr>
         <w:t>pub fn build(b: *std.Build) void {</w:t>
       </w:r>
@@ -689,12 +669,12 @@
         <w:shd w:val="clear" w:color="auto" w:fill="BFBFBF" w:themeFill="background1" w:themeFillShade="BF"/>
         <w:spacing w:before="10" w:after="10" w:line="240" w:lineRule="auto"/>
         <w:rPr>
-          <w:rFonts w:ascii="Consolas" w:hAnsi="Consolas"/>
-        </w:rPr>
-      </w:pPr>
-      <w:r>
-        <w:rPr>
-          <w:rFonts w:ascii="Consolas" w:hAnsi="Consolas"/>
+          <w:rFonts w:ascii="Courier New" w:hAnsi="Courier New" w:cs="Courier New"/>
+        </w:rPr>
+      </w:pPr>
+      <w:r>
+        <w:rPr>
+          <w:rFonts w:ascii="Courier New" w:hAnsi="Courier New" w:cs="Courier New"/>
         </w:rPr>
         <w:t xml:space="preserve">    const exe = b.addExecutable(.{</w:t>
       </w:r>
@@ -710,12 +690,12 @@
         <w:shd w:val="clear" w:color="auto" w:fill="BFBFBF" w:themeFill="background1" w:themeFillShade="BF"/>
         <w:spacing w:before="10" w:after="10" w:line="240" w:lineRule="auto"/>
         <w:rPr>
-          <w:rFonts w:ascii="Consolas" w:hAnsi="Consolas"/>
-        </w:rPr>
-      </w:pPr>
-      <w:r>
-        <w:rPr>
-          <w:rFonts w:ascii="Consolas" w:hAnsi="Consolas"/>
+          <w:rFonts w:ascii="Courier New" w:hAnsi="Courier New" w:cs="Courier New"/>
+        </w:rPr>
+      </w:pPr>
+      <w:r>
+        <w:rPr>
+          <w:rFonts w:ascii="Courier New" w:hAnsi="Courier New" w:cs="Courier New"/>
         </w:rPr>
         <w:t xml:space="preserve">        .name = "my_exe",</w:t>
       </w:r>
@@ -731,12 +711,12 @@
         <w:shd w:val="clear" w:color="auto" w:fill="BFBFBF" w:themeFill="background1" w:themeFillShade="BF"/>
         <w:spacing w:before="10" w:after="10" w:line="240" w:lineRule="auto"/>
         <w:rPr>
-          <w:rFonts w:ascii="Consolas" w:hAnsi="Consolas"/>
-        </w:rPr>
-      </w:pPr>
-      <w:r>
-        <w:rPr>
-          <w:rFonts w:ascii="Consolas" w:hAnsi="Consolas"/>
+          <w:rFonts w:ascii="Courier New" w:hAnsi="Courier New" w:cs="Courier New"/>
+        </w:rPr>
+      </w:pPr>
+      <w:r>
+        <w:rPr>
+          <w:rFonts w:ascii="Courier New" w:hAnsi="Courier New" w:cs="Courier New"/>
         </w:rPr>
         <w:t xml:space="preserve">        .root_source_file = .{ .path = "src/main.zig" },</w:t>
       </w:r>
@@ -752,12 +732,12 @@
         <w:shd w:val="clear" w:color="auto" w:fill="BFBFBF" w:themeFill="background1" w:themeFillShade="BF"/>
         <w:spacing w:before="10" w:after="10" w:line="240" w:lineRule="auto"/>
         <w:rPr>
-          <w:rFonts w:ascii="Consolas" w:hAnsi="Consolas"/>
-        </w:rPr>
-      </w:pPr>
-      <w:r>
-        <w:rPr>
-          <w:rFonts w:ascii="Consolas" w:hAnsi="Consolas"/>
+          <w:rFonts w:ascii="Courier New" w:hAnsi="Courier New" w:cs="Courier New"/>
+        </w:rPr>
+      </w:pPr>
+      <w:r>
+        <w:rPr>
+          <w:rFonts w:ascii="Courier New" w:hAnsi="Courier New" w:cs="Courier New"/>
         </w:rPr>
         <w:t xml:space="preserve">    });</w:t>
       </w:r>
@@ -773,7 +753,7 @@
         <w:shd w:val="clear" w:color="auto" w:fill="BFBFBF" w:themeFill="background1" w:themeFillShade="BF"/>
         <w:spacing w:before="10" w:after="10" w:line="240" w:lineRule="auto"/>
         <w:rPr>
-          <w:rFonts w:ascii="Consolas" w:hAnsi="Consolas"/>
+          <w:rFonts w:ascii="Courier New" w:hAnsi="Courier New" w:cs="Courier New"/>
         </w:rPr>
       </w:pPr>
     </w:p>
@@ -788,12 +768,12 @@
         <w:shd w:val="clear" w:color="auto" w:fill="BFBFBF" w:themeFill="background1" w:themeFillShade="BF"/>
         <w:spacing w:before="10" w:after="10" w:line="240" w:lineRule="auto"/>
         <w:rPr>
-          <w:rFonts w:ascii="Consolas" w:hAnsi="Consolas"/>
-        </w:rPr>
-      </w:pPr>
-      <w:r>
-        <w:rPr>
-          <w:rFonts w:ascii="Consolas" w:hAnsi="Consolas"/>
+          <w:rFonts w:ascii="Courier New" w:hAnsi="Courier New" w:cs="Courier New"/>
+        </w:rPr>
+      </w:pPr>
+      <w:r>
+        <w:rPr>
+          <w:rFonts w:ascii="Courier New" w:hAnsi="Courier New" w:cs="Courier New"/>
         </w:rPr>
         <w:t xml:space="preserve">    b.installArtifact(exe);</w:t>
       </w:r>
@@ -809,12 +789,12 @@
         <w:shd w:val="clear" w:color="auto" w:fill="BFBFBF" w:themeFill="background1" w:themeFillShade="BF"/>
         <w:spacing w:before="10" w:after="10" w:line="240" w:lineRule="auto"/>
         <w:rPr>
-          <w:rFonts w:ascii="Consolas" w:hAnsi="Consolas"/>
-        </w:rPr>
-      </w:pPr>
-      <w:r>
-        <w:rPr>
-          <w:rFonts w:ascii="Consolas" w:hAnsi="Consolas"/>
+          <w:rFonts w:ascii="Courier New" w:hAnsi="Courier New" w:cs="Courier New"/>
+        </w:rPr>
+      </w:pPr>
+      <w:r>
+        <w:rPr>
+          <w:rFonts w:ascii="Courier New" w:hAnsi="Courier New" w:cs="Courier New"/>
         </w:rPr>
         <w:t>}</w:t>
       </w:r>
@@ -829,18 +809,10 @@
       </w:pPr>
       <w:r>
         <w:rPr>
-          <w:rFonts w:ascii="Segoe UI Emoji" w:hAnsi="Segoe UI Emoji" w:cs="Segoe UI Emoji"/>
-          <w:b/>
-          <w:bCs/>
-        </w:rPr>
-        <w:t>🔍</w:t>
-      </w:r>
-      <w:r>
-        <w:rPr>
-          <w:b/>
-          <w:bCs/>
-        </w:rPr>
-        <w:t xml:space="preserve"> Explanation</w:t>
+          <w:b/>
+          <w:bCs/>
+        </w:rPr>
+        <w:t>Explanation</w:t>
       </w:r>
     </w:p>
     <w:p>
@@ -895,7 +867,7 @@
       </w:pPr>
       <w:r>
         <w:pict w14:anchorId="5826B308">
-          <v:rect id="_x0000_i1113" style="width:0;height:1.5pt" o:hralign="center" o:hrstd="t" o:hr="t" fillcolor="#a0a0a0" stroked="f"/>
+          <v:rect id="_x0000_i1029" style="width:0;height:1.5pt" o:hralign="center" o:hrstd="t" o:hr="t" fillcolor="#a0a0a0" stroked="f"/>
         </w:pict>
       </w:r>
     </w:p>
@@ -907,26 +879,28 @@
     <w:p>
       <w:pPr>
         <w:spacing w:before="10" w:after="10" w:line="240" w:lineRule="auto"/>
-        <w:rPr>
-          <w:b/>
-          <w:bCs/>
-        </w:rPr>
-      </w:pPr>
-      <w:r>
-        <w:rPr>
-          <w:rFonts w:ascii="Segoe UI Emoji" w:hAnsi="Segoe UI Emoji" w:cs="Segoe UI Emoji"/>
+      </w:pPr>
+    </w:p>
+    <w:p>
+      <w:pPr>
+        <w:spacing w:before="10" w:after="10" w:line="240" w:lineRule="auto"/>
+      </w:pPr>
+    </w:p>
+    <w:p>
+      <w:pPr>
+        <w:spacing w:before="10" w:after="10" w:line="240" w:lineRule="auto"/>
+        <w:rPr>
+          <w:b/>
+          <w:bCs/>
+        </w:rPr>
+      </w:pPr>
+      <w:r>
+        <w:rPr>
           <w:b/>
           <w:bCs/>
         </w:rPr>
         <w:lastRenderedPageBreak/>
-        <w:t>🚀</w:t>
-      </w:r>
-      <w:r>
-        <w:rPr>
-          <w:b/>
-          <w:bCs/>
-        </w:rPr>
-        <w:t xml:space="preserve"> Step 3: Compiling and Running the Executable</w:t>
+        <w:t>Step 3: Compiling and Running the Executable</w:t>
       </w:r>
     </w:p>
     <w:p>
@@ -1137,7 +1111,7 @@
       </w:pPr>
       <w:r>
         <w:pict w14:anchorId="5FAF2055">
-          <v:rect id="_x0000_i1114" style="width:0;height:1.5pt" o:hralign="center" o:hrstd="t" o:hr="t" fillcolor="#a0a0a0" stroked="f"/>
+          <v:rect id="_x0000_i1030" style="width:0;height:1.5pt" o:hralign="center" o:hrstd="t" o:hr="t" fillcolor="#a0a0a0" stroked="f"/>
         </w:pict>
       </w:r>
     </w:p>
@@ -1154,22 +1128,7 @@
           <w:b/>
           <w:bCs/>
         </w:rPr>
-        <w:t>3️</w:t>
-      </w:r>
-      <w:r>
-        <w:rPr>
-          <w:rFonts w:ascii="Segoe UI Symbol" w:hAnsi="Segoe UI Symbol" w:cs="Segoe UI Symbol"/>
-          <w:b/>
-          <w:bCs/>
-        </w:rPr>
-        <w:t>⃣</w:t>
-      </w:r>
-      <w:r>
-        <w:rPr>
-          <w:b/>
-          <w:bCs/>
-        </w:rPr>
-        <w:t xml:space="preserve"> Creating a Zig Library (.lib or .a)</w:t>
+        <w:t>Creating a Zig Library (.lib or .a)</w:t>
       </w:r>
     </w:p>
     <w:p>
@@ -1192,8 +1151,14 @@
       <w:pPr>
         <w:shd w:val="clear" w:color="auto" w:fill="000000" w:themeFill="text1"/>
         <w:spacing w:before="10" w:after="10" w:line="240" w:lineRule="auto"/>
-      </w:pPr>
-      <w:r>
+        <w:rPr>
+          <w:rFonts w:ascii="Courier New" w:hAnsi="Courier New" w:cs="Courier New"/>
+        </w:rPr>
+      </w:pPr>
+      <w:r>
+        <w:rPr>
+          <w:rFonts w:ascii="Courier New" w:hAnsi="Courier New" w:cs="Courier New"/>
+        </w:rPr>
         <w:t>my_lib_project/</w:t>
       </w:r>
     </w:p>
@@ -1201,8 +1166,14 @@
       <w:pPr>
         <w:shd w:val="clear" w:color="auto" w:fill="000000" w:themeFill="text1"/>
         <w:spacing w:before="10" w:after="10" w:line="240" w:lineRule="auto"/>
-      </w:pPr>
-      <w:r>
+        <w:rPr>
+          <w:rFonts w:ascii="Courier New" w:hAnsi="Courier New" w:cs="Courier New"/>
+        </w:rPr>
+      </w:pPr>
+      <w:r>
+        <w:rPr>
+          <w:rFonts w:ascii="Courier New" w:hAnsi="Courier New" w:cs="Courier New"/>
+        </w:rPr>
         <w:t>│── src/</w:t>
       </w:r>
     </w:p>
@@ -1210,32 +1181,41 @@
       <w:pPr>
         <w:shd w:val="clear" w:color="auto" w:fill="000000" w:themeFill="text1"/>
         <w:spacing w:before="10" w:after="10" w:line="240" w:lineRule="auto"/>
-      </w:pPr>
-      <w:r>
+        <w:rPr>
+          <w:rFonts w:ascii="Courier New" w:hAnsi="Courier New" w:cs="Courier New"/>
+        </w:rPr>
+      </w:pPr>
+      <w:r>
+        <w:rPr>
+          <w:rFonts w:ascii="Courier New" w:hAnsi="Courier New" w:cs="Courier New"/>
+        </w:rPr>
         <w:t xml:space="preserve">│   </w:t>
       </w:r>
       <w:r>
         <w:rPr>
-          <w:rFonts w:ascii="MS Gothic" w:eastAsia="MS Gothic" w:hAnsi="MS Gothic" w:cs="MS Gothic" w:hint="eastAsia"/>
+          <w:rFonts w:ascii="Courier New" w:eastAsia="MS Gothic" w:hAnsi="Courier New" w:cs="Courier New"/>
         </w:rPr>
         <w:t>├</w:t>
       </w:r>
       <w:r>
         <w:rPr>
-          <w:rFonts w:ascii="Calibri" w:hAnsi="Calibri" w:cs="Calibri"/>
-        </w:rPr>
-        <w:t>──</w:t>
-      </w:r>
-      <w:r>
-        <w:t xml:space="preserve"> math_lib.zig</w:t>
+          <w:rFonts w:ascii="Courier New" w:hAnsi="Courier New" w:cs="Courier New"/>
+        </w:rPr>
+        <w:t>── math_lib.zig</w:t>
       </w:r>
     </w:p>
     <w:p>
       <w:pPr>
         <w:shd w:val="clear" w:color="auto" w:fill="000000" w:themeFill="text1"/>
         <w:spacing w:before="10" w:after="10" w:line="240" w:lineRule="auto"/>
-      </w:pPr>
-      <w:r>
+        <w:rPr>
+          <w:rFonts w:ascii="Courier New" w:hAnsi="Courier New" w:cs="Courier New"/>
+        </w:rPr>
+      </w:pPr>
+      <w:r>
+        <w:rPr>
+          <w:rFonts w:ascii="Courier New" w:hAnsi="Courier New" w:cs="Courier New"/>
+        </w:rPr>
         <w:t>│   └── main.zig</w:t>
       </w:r>
     </w:p>
@@ -1243,8 +1223,14 @@
       <w:pPr>
         <w:shd w:val="clear" w:color="auto" w:fill="000000" w:themeFill="text1"/>
         <w:spacing w:before="10" w:after="10" w:line="240" w:lineRule="auto"/>
-      </w:pPr>
-      <w:r>
+        <w:rPr>
+          <w:rFonts w:ascii="Courier New" w:hAnsi="Courier New" w:cs="Courier New"/>
+        </w:rPr>
+      </w:pPr>
+      <w:r>
+        <w:rPr>
+          <w:rFonts w:ascii="Courier New" w:hAnsi="Courier New" w:cs="Courier New"/>
+        </w:rPr>
         <w:t>│── build.zig</w:t>
       </w:r>
     </w:p>
@@ -1252,8 +1238,14 @@
       <w:pPr>
         <w:shd w:val="clear" w:color="auto" w:fill="000000" w:themeFill="text1"/>
         <w:spacing w:before="10" w:after="10" w:line="240" w:lineRule="auto"/>
-      </w:pPr>
-      <w:r>
+        <w:rPr>
+          <w:rFonts w:ascii="Courier New" w:hAnsi="Courier New" w:cs="Courier New"/>
+        </w:rPr>
+      </w:pPr>
+      <w:r>
+        <w:rPr>
+          <w:rFonts w:ascii="Courier New" w:hAnsi="Courier New" w:cs="Courier New"/>
+        </w:rPr>
         <w:t>│── zig-cache/</w:t>
       </w:r>
     </w:p>
@@ -1261,8 +1253,14 @@
       <w:pPr>
         <w:shd w:val="clear" w:color="auto" w:fill="000000" w:themeFill="text1"/>
         <w:spacing w:before="10" w:after="10" w:line="240" w:lineRule="auto"/>
-      </w:pPr>
-      <w:r>
+        <w:rPr>
+          <w:rFonts w:ascii="Courier New" w:hAnsi="Courier New" w:cs="Courier New"/>
+        </w:rPr>
+      </w:pPr>
+      <w:r>
+        <w:rPr>
+          <w:rFonts w:ascii="Courier New" w:hAnsi="Courier New" w:cs="Courier New"/>
+        </w:rPr>
         <w:t>│── zig-out/</w:t>
       </w:r>
     </w:p>
@@ -1270,8 +1268,14 @@
       <w:pPr>
         <w:shd w:val="clear" w:color="auto" w:fill="000000" w:themeFill="text1"/>
         <w:spacing w:before="10" w:after="10" w:line="240" w:lineRule="auto"/>
-      </w:pPr>
-      <w:r>
+        <w:rPr>
+          <w:rFonts w:ascii="Courier New" w:hAnsi="Courier New" w:cs="Courier New"/>
+        </w:rPr>
+      </w:pPr>
+      <w:r>
+        <w:rPr>
+          <w:rFonts w:ascii="Courier New" w:hAnsi="Courier New" w:cs="Courier New"/>
+        </w:rPr>
         <w:t>└── README.md</w:t>
       </w:r>
     </w:p>
@@ -1281,32 +1285,15 @@
       </w:pPr>
       <w:r>
         <w:pict w14:anchorId="5C784255">
-          <v:rect id="_x0000_i1115" style="width:0;height:1.5pt" o:hralign="center" o:hrstd="t" o:hr="t" fillcolor="#a0a0a0" stroked="f"/>
+          <v:rect id="_x0000_i1031" style="width:0;height:1.5pt" o:hralign="center" o:hrstd="t" o:hr="t" fillcolor="#a0a0a0" stroked="f"/>
         </w:pict>
       </w:r>
-    </w:p>
-    <w:p>
-      <w:pPr>
-        <w:spacing w:before="10" w:after="10" w:line="240" w:lineRule="auto"/>
-        <w:rPr>
-          <w:b/>
-          <w:bCs/>
-        </w:rPr>
-      </w:pPr>
-      <w:r>
-        <w:rPr>
-          <w:rFonts w:ascii="Segoe UI Emoji" w:hAnsi="Segoe UI Emoji" w:cs="Segoe UI Emoji"/>
-          <w:b/>
-          <w:bCs/>
-        </w:rPr>
-        <w:t>📝</w:t>
-      </w:r>
-      <w:r>
-        <w:rPr>
-          <w:b/>
-          <w:bCs/>
-        </w:rPr>
-        <w:t xml:space="preserve"> Step 1: Writing a Simple Library (math_lib.zig)</w:t>
+      <w:r>
+        <w:rPr>
+          <w:b/>
+          <w:bCs/>
+        </w:rPr>
+        <w:t>Step 1: Writing a Simple Library (math_lib.zig)</w:t>
       </w:r>
     </w:p>
     <w:p>
@@ -1456,7 +1443,7 @@
       </w:pPr>
       <w:r>
         <w:pict w14:anchorId="0C958E79">
-          <v:rect id="_x0000_i1116" style="width:0;height:1.5pt" o:hralign="center" o:hrstd="t" o:hr="t" fillcolor="#a0a0a0" stroked="f"/>
+          <v:rect id="_x0000_i1032" style="width:0;height:1.5pt" o:hralign="center" o:hrstd="t" o:hr="t" fillcolor="#a0a0a0" stroked="f"/>
         </w:pict>
       </w:r>
     </w:p>
@@ -1470,18 +1457,10 @@
       </w:pPr>
       <w:r>
         <w:rPr>
-          <w:rFonts w:ascii="Segoe UI Emoji" w:hAnsi="Segoe UI Emoji" w:cs="Segoe UI Emoji"/>
-          <w:b/>
-          <w:bCs/>
-        </w:rPr>
-        <w:t>📝</w:t>
-      </w:r>
-      <w:r>
-        <w:rPr>
-          <w:b/>
-          <w:bCs/>
-        </w:rPr>
-        <w:t xml:space="preserve"> Step 2: Writing a Build Script for the Library (build.zig)</w:t>
+          <w:b/>
+          <w:bCs/>
+        </w:rPr>
+        <w:t>Step 2: Writing a Build Script for the Library (build.zig)</w:t>
       </w:r>
     </w:p>
     <w:p>
@@ -1692,18 +1671,10 @@
       </w:pPr>
       <w:r>
         <w:rPr>
-          <w:rFonts w:ascii="Segoe UI Emoji" w:hAnsi="Segoe UI Emoji" w:cs="Segoe UI Emoji"/>
-          <w:b/>
-          <w:bCs/>
-        </w:rPr>
-        <w:t>🔍</w:t>
-      </w:r>
-      <w:r>
-        <w:rPr>
-          <w:b/>
-          <w:bCs/>
-        </w:rPr>
-        <w:t xml:space="preserve"> Explanation</w:t>
+          <w:b/>
+          <w:bCs/>
+        </w:rPr>
+        <w:t>Explanation</w:t>
       </w:r>
     </w:p>
     <w:p>
@@ -1746,7 +1717,7 @@
       </w:pPr>
       <w:r>
         <w:pict w14:anchorId="60877865">
-          <v:rect id="_x0000_i1117" style="width:0;height:1.5pt" o:hralign="center" o:hrstd="t" o:hr="t" fillcolor="#a0a0a0" stroked="f"/>
+          <v:rect id="_x0000_i1033" style="width:0;height:1.5pt" o:hralign="center" o:hrstd="t" o:hr="t" fillcolor="#a0a0a0" stroked="f"/>
         </w:pict>
       </w:r>
     </w:p>
@@ -1760,18 +1731,10 @@
       </w:pPr>
       <w:r>
         <w:rPr>
-          <w:rFonts w:ascii="Segoe UI Emoji" w:hAnsi="Segoe UI Emoji" w:cs="Segoe UI Emoji"/>
-          <w:b/>
-          <w:bCs/>
-        </w:rPr>
-        <w:t>🚀</w:t>
-      </w:r>
-      <w:r>
-        <w:rPr>
-          <w:b/>
-          <w:bCs/>
-        </w:rPr>
-        <w:t xml:space="preserve"> Step 3: Compiling the Library</w:t>
+          <w:b/>
+          <w:bCs/>
+        </w:rPr>
+        <w:t>Step 3: Compiling the Library</w:t>
       </w:r>
     </w:p>
     <w:p>
@@ -1829,7 +1792,7 @@
       </w:pPr>
       <w:r>
         <w:pict w14:anchorId="48229C9F">
-          <v:rect id="_x0000_i1118" style="width:0;height:1.5pt" o:hralign="center" o:hrstd="t" o:hr="t" fillcolor="#a0a0a0" stroked="f"/>
+          <v:rect id="_x0000_i1034" style="width:0;height:1.5pt" o:hralign="center" o:hrstd="t" o:hr="t" fillcolor="#a0a0a0" stroked="f"/>
         </w:pict>
       </w:r>
     </w:p>
@@ -1846,47 +1809,23 @@
           <w:b/>
           <w:bCs/>
         </w:rPr>
-        <w:lastRenderedPageBreak/>
-        <w:t>4️</w:t>
-      </w:r>
-      <w:r>
-        <w:rPr>
-          <w:rFonts w:ascii="Segoe UI Symbol" w:hAnsi="Segoe UI Symbol" w:cs="Segoe UI Symbol"/>
-          <w:b/>
-          <w:bCs/>
-        </w:rPr>
-        <w:t>⃣</w:t>
-      </w:r>
-      <w:r>
-        <w:rPr>
-          <w:b/>
-          <w:bCs/>
-        </w:rPr>
-        <w:t xml:space="preserve"> Using the Library in an Executable</w:t>
-      </w:r>
-    </w:p>
-    <w:p>
-      <w:pPr>
-        <w:spacing w:before="10" w:after="10" w:line="240" w:lineRule="auto"/>
-        <w:rPr>
-          <w:b/>
-          <w:bCs/>
-        </w:rPr>
-      </w:pPr>
-      <w:r>
-        <w:rPr>
-          <w:rFonts w:ascii="Segoe UI Emoji" w:hAnsi="Segoe UI Emoji" w:cs="Segoe UI Emoji"/>
-          <w:b/>
-          <w:bCs/>
-        </w:rPr>
-        <w:t>📝</w:t>
-      </w:r>
-      <w:r>
-        <w:rPr>
-          <w:b/>
-          <w:bCs/>
-        </w:rPr>
-        <w:t xml:space="preserve"> Step 1: Writing a Program (main.zig) That Uses the Library</w:t>
+        <w:t>Using the Library in an Executable</w:t>
+      </w:r>
+    </w:p>
+    <w:p>
+      <w:pPr>
+        <w:spacing w:before="10" w:after="10" w:line="240" w:lineRule="auto"/>
+        <w:rPr>
+          <w:b/>
+          <w:bCs/>
+        </w:rPr>
+      </w:pPr>
+      <w:r>
+        <w:rPr>
+          <w:b/>
+          <w:bCs/>
+        </w:rPr>
+        <w:t>Step 1: Writing a Program (main.zig) That Uses the Library</w:t>
       </w:r>
     </w:p>
     <w:p>
@@ -1900,13 +1839,14 @@
         <w:shd w:val="clear" w:color="auto" w:fill="D9D9D9" w:themeFill="background1" w:themeFillShade="D9"/>
         <w:spacing w:before="10" w:after="10" w:line="240" w:lineRule="auto"/>
         <w:rPr>
-          <w:rFonts w:ascii="Consolas" w:hAnsi="Consolas"/>
-        </w:rPr>
-      </w:pPr>
-      <w:r>
-        <w:rPr>
-          <w:rFonts w:ascii="Consolas" w:hAnsi="Consolas"/>
-        </w:rPr>
+          <w:rFonts w:ascii="Courier New" w:hAnsi="Courier New" w:cs="Courier New"/>
+        </w:rPr>
+      </w:pPr>
+      <w:r>
+        <w:rPr>
+          <w:rFonts w:ascii="Courier New" w:hAnsi="Courier New" w:cs="Courier New"/>
+        </w:rPr>
+        <w:lastRenderedPageBreak/>
         <w:t>const std = @import("std");</w:t>
       </w:r>
     </w:p>
@@ -1921,12 +1861,12 @@
         <w:shd w:val="clear" w:color="auto" w:fill="D9D9D9" w:themeFill="background1" w:themeFillShade="D9"/>
         <w:spacing w:before="10" w:after="10" w:line="240" w:lineRule="auto"/>
         <w:rPr>
-          <w:rFonts w:ascii="Consolas" w:hAnsi="Consolas"/>
-        </w:rPr>
-      </w:pPr>
-      <w:r>
-        <w:rPr>
-          <w:rFonts w:ascii="Consolas" w:hAnsi="Consolas"/>
+          <w:rFonts w:ascii="Courier New" w:hAnsi="Courier New" w:cs="Courier New"/>
+        </w:rPr>
+      </w:pPr>
+      <w:r>
+        <w:rPr>
+          <w:rFonts w:ascii="Courier New" w:hAnsi="Courier New" w:cs="Courier New"/>
         </w:rPr>
         <w:t>const math = @import("math_lib.zig");</w:t>
       </w:r>
@@ -1942,7 +1882,7 @@
         <w:shd w:val="clear" w:color="auto" w:fill="D9D9D9" w:themeFill="background1" w:themeFillShade="D9"/>
         <w:spacing w:before="10" w:after="10" w:line="240" w:lineRule="auto"/>
         <w:rPr>
-          <w:rFonts w:ascii="Consolas" w:hAnsi="Consolas"/>
+          <w:rFonts w:ascii="Courier New" w:hAnsi="Courier New" w:cs="Courier New"/>
         </w:rPr>
       </w:pPr>
     </w:p>
@@ -1957,12 +1897,12 @@
         <w:shd w:val="clear" w:color="auto" w:fill="D9D9D9" w:themeFill="background1" w:themeFillShade="D9"/>
         <w:spacing w:before="10" w:after="10" w:line="240" w:lineRule="auto"/>
         <w:rPr>
-          <w:rFonts w:ascii="Consolas" w:hAnsi="Consolas"/>
-        </w:rPr>
-      </w:pPr>
-      <w:r>
-        <w:rPr>
-          <w:rFonts w:ascii="Consolas" w:hAnsi="Consolas"/>
+          <w:rFonts w:ascii="Courier New" w:hAnsi="Courier New" w:cs="Courier New"/>
+        </w:rPr>
+      </w:pPr>
+      <w:r>
+        <w:rPr>
+          <w:rFonts w:ascii="Courier New" w:hAnsi="Courier New" w:cs="Courier New"/>
         </w:rPr>
         <w:t>pub fn main() void {</w:t>
       </w:r>
@@ -1978,12 +1918,12 @@
         <w:shd w:val="clear" w:color="auto" w:fill="D9D9D9" w:themeFill="background1" w:themeFillShade="D9"/>
         <w:spacing w:before="10" w:after="10" w:line="240" w:lineRule="auto"/>
         <w:rPr>
-          <w:rFonts w:ascii="Consolas" w:hAnsi="Consolas"/>
-        </w:rPr>
-      </w:pPr>
-      <w:r>
-        <w:rPr>
-          <w:rFonts w:ascii="Consolas" w:hAnsi="Consolas"/>
+          <w:rFonts w:ascii="Courier New" w:hAnsi="Courier New" w:cs="Courier New"/>
+        </w:rPr>
+      </w:pPr>
+      <w:r>
+        <w:rPr>
+          <w:rFonts w:ascii="Courier New" w:hAnsi="Courier New" w:cs="Courier New"/>
         </w:rPr>
         <w:t xml:space="preserve">    const stdout = std.io.getStdOut().writer();</w:t>
       </w:r>
@@ -1999,12 +1939,12 @@
         <w:shd w:val="clear" w:color="auto" w:fill="D9D9D9" w:themeFill="background1" w:themeFillShade="D9"/>
         <w:spacing w:before="10" w:after="10" w:line="240" w:lineRule="auto"/>
         <w:rPr>
-          <w:rFonts w:ascii="Consolas" w:hAnsi="Consolas"/>
-        </w:rPr>
-      </w:pPr>
-      <w:r>
-        <w:rPr>
-          <w:rFonts w:ascii="Consolas" w:hAnsi="Consolas"/>
+          <w:rFonts w:ascii="Courier New" w:hAnsi="Courier New" w:cs="Courier New"/>
+        </w:rPr>
+      </w:pPr>
+      <w:r>
+        <w:rPr>
+          <w:rFonts w:ascii="Courier New" w:hAnsi="Courier New" w:cs="Courier New"/>
         </w:rPr>
         <w:t xml:space="preserve">    const result = math.add(10, 5);</w:t>
       </w:r>
@@ -2020,12 +1960,12 @@
         <w:shd w:val="clear" w:color="auto" w:fill="D9D9D9" w:themeFill="background1" w:themeFillShade="D9"/>
         <w:spacing w:before="10" w:after="10" w:line="240" w:lineRule="auto"/>
         <w:rPr>
-          <w:rFonts w:ascii="Consolas" w:hAnsi="Consolas"/>
-        </w:rPr>
-      </w:pPr>
-      <w:r>
-        <w:rPr>
-          <w:rFonts w:ascii="Consolas" w:hAnsi="Consolas"/>
+          <w:rFonts w:ascii="Courier New" w:hAnsi="Courier New" w:cs="Courier New"/>
+        </w:rPr>
+      </w:pPr>
+      <w:r>
+        <w:rPr>
+          <w:rFonts w:ascii="Courier New" w:hAnsi="Courier New" w:cs="Courier New"/>
         </w:rPr>
         <w:t xml:space="preserve">    stdout.print("10 + 5 = {}\n", .{result}) catch {};</w:t>
       </w:r>
@@ -2041,12 +1981,12 @@
         <w:shd w:val="clear" w:color="auto" w:fill="D9D9D9" w:themeFill="background1" w:themeFillShade="D9"/>
         <w:spacing w:before="10" w:after="10" w:line="240" w:lineRule="auto"/>
         <w:rPr>
-          <w:rFonts w:ascii="Consolas" w:hAnsi="Consolas"/>
-        </w:rPr>
-      </w:pPr>
-      <w:r>
-        <w:rPr>
-          <w:rFonts w:ascii="Consolas" w:hAnsi="Consolas"/>
+          <w:rFonts w:ascii="Courier New" w:hAnsi="Courier New" w:cs="Courier New"/>
+        </w:rPr>
+      </w:pPr>
+      <w:r>
+        <w:rPr>
+          <w:rFonts w:ascii="Courier New" w:hAnsi="Courier New" w:cs="Courier New"/>
         </w:rPr>
         <w:t>}</w:t>
       </w:r>
@@ -2057,7 +1997,7 @@
       </w:pPr>
       <w:r>
         <w:pict w14:anchorId="72DF691C">
-          <v:rect id="_x0000_i1119" style="width:0;height:1.5pt" o:hralign="center" o:hrstd="t" o:hr="t" fillcolor="#a0a0a0" stroked="f"/>
+          <v:rect id="_x0000_i1035" style="width:0;height:1.5pt" o:hralign="center" o:hrstd="t" o:hr="t" fillcolor="#a0a0a0" stroked="f"/>
         </w:pict>
       </w:r>
     </w:p>
@@ -2071,18 +2011,10 @@
       </w:pPr>
       <w:r>
         <w:rPr>
-          <w:rFonts w:ascii="Segoe UI Emoji" w:hAnsi="Segoe UI Emoji" w:cs="Segoe UI Emoji"/>
-          <w:b/>
-          <w:bCs/>
-        </w:rPr>
-        <w:t>🚀</w:t>
-      </w:r>
-      <w:r>
-        <w:rPr>
-          <w:b/>
-          <w:bCs/>
-        </w:rPr>
-        <w:t xml:space="preserve"> Step 2: Compiling the Executable with the Library</w:t>
+          <w:b/>
+          <w:bCs/>
+        </w:rPr>
+        <w:t>Step 2: Compiling the Executable with the Library</w:t>
       </w:r>
     </w:p>
     <w:p>
@@ -2189,18 +2121,9 @@
       </w:pPr>
       <w:r>
         <w:pict w14:anchorId="7FD03FD8">
-          <v:rect id="_x0000_i1120" style="width:0;height:1.5pt" o:hralign="center" o:hrstd="t" o:hr="t" fillcolor="#a0a0a0" stroked="f"/>
+          <v:rect id="_x0000_i1036" style="width:0;height:1.5pt" o:hralign="center" o:hrstd="t" o:hr="t" fillcolor="#a0a0a0" stroked="f"/>
         </w:pict>
       </w:r>
-    </w:p>
-    <w:p>
-      <w:pPr>
-        <w:spacing w:before="10" w:after="10" w:line="240" w:lineRule="auto"/>
-        <w:rPr>
-          <w:b/>
-          <w:bCs/>
-        </w:rPr>
-      </w:pPr>
       <w:r>
         <w:rPr>
           <w:b/>
@@ -2248,12 +2171,12 @@
         <w:shd w:val="clear" w:color="auto" w:fill="BFBFBF" w:themeFill="background1" w:themeFillShade="BF"/>
         <w:spacing w:before="10" w:after="10" w:line="240" w:lineRule="auto"/>
         <w:rPr>
-          <w:rFonts w:ascii="Consolas" w:hAnsi="Consolas"/>
-        </w:rPr>
-      </w:pPr>
-      <w:r>
-        <w:rPr>
-          <w:rFonts w:ascii="Consolas" w:hAnsi="Consolas"/>
+          <w:rFonts w:ascii="Courier New" w:hAnsi="Courier New" w:cs="Courier New"/>
+        </w:rPr>
+      </w:pPr>
+      <w:r>
+        <w:rPr>
+          <w:rFonts w:ascii="Courier New" w:hAnsi="Courier New" w:cs="Courier New"/>
         </w:rPr>
         <w:t>zig run myfile.zig</w:t>
       </w:r>
@@ -2277,12 +2200,12 @@
         <w:shd w:val="clear" w:color="auto" w:fill="BFBFBF" w:themeFill="background1" w:themeFillShade="BF"/>
         <w:spacing w:before="10" w:after="10" w:line="240" w:lineRule="auto"/>
         <w:rPr>
-          <w:rFonts w:ascii="Consolas" w:hAnsi="Consolas"/>
-        </w:rPr>
-      </w:pPr>
-      <w:r>
-        <w:rPr>
-          <w:rFonts w:ascii="Consolas" w:hAnsi="Consolas"/>
+          <w:rFonts w:ascii="Courier New" w:hAnsi="Courier New" w:cs="Courier New"/>
+        </w:rPr>
+      </w:pPr>
+      <w:r>
+        <w:rPr>
+          <w:rFonts w:ascii="Courier New" w:hAnsi="Courier New" w:cs="Courier New"/>
         </w:rPr>
         <w:t>zig build-exe myfile.zig -o myfile.exe</w:t>
       </w:r>
@@ -2306,12 +2229,12 @@
         <w:shd w:val="clear" w:color="auto" w:fill="BFBFBF" w:themeFill="background1" w:themeFillShade="BF"/>
         <w:spacing w:before="10" w:after="10" w:line="240" w:lineRule="auto"/>
         <w:rPr>
-          <w:rFonts w:ascii="Consolas" w:hAnsi="Consolas"/>
-        </w:rPr>
-      </w:pPr>
-      <w:r>
-        <w:rPr>
-          <w:rFonts w:ascii="Consolas" w:hAnsi="Consolas"/>
+          <w:rFonts w:ascii="Courier New" w:hAnsi="Courier New" w:cs="Courier New"/>
+        </w:rPr>
+      </w:pPr>
+      <w:r>
+        <w:rPr>
+          <w:rFonts w:ascii="Courier New" w:hAnsi="Courier New" w:cs="Courier New"/>
         </w:rPr>
         <w:t>myfile.exe</w:t>
       </w:r>
@@ -2322,7 +2245,7 @@
       </w:pPr>
       <w:r>
         <w:pict w14:anchorId="732E383A">
-          <v:rect id="_x0000_i1121" style="width:0;height:1.5pt" o:hralign="center" o:hrstd="t" o:hr="t" fillcolor="#a0a0a0" stroked="f"/>
+          <v:rect id="_x0000_i1037" style="width:0;height:1.5pt" o:hralign="center" o:hrstd="t" o:hr="t" fillcolor="#a0a0a0" stroked="f"/>
         </w:pict>
       </w:r>
     </w:p>
@@ -2361,8 +2284,8 @@
         <w:tblLook w:val="04A0" w:firstRow="1" w:lastRow="0" w:firstColumn="1" w:lastColumn="0" w:noHBand="0" w:noVBand="1"/>
       </w:tblPr>
       <w:tblGrid>
-        <w:gridCol w:w="5136"/>
-        <w:gridCol w:w="5320"/>
+        <w:gridCol w:w="5173"/>
+        <w:gridCol w:w="5283"/>
       </w:tblGrid>
       <w:tr>
         <w:trPr>
@@ -2434,12 +2357,12 @@
             <w:pPr>
               <w:spacing w:before="10" w:after="10" w:line="240" w:lineRule="auto"/>
               <w:rPr>
-                <w:rFonts w:ascii="Consolas" w:hAnsi="Consolas"/>
+                <w:rFonts w:ascii="Courier New" w:hAnsi="Courier New" w:cs="Courier New"/>
               </w:rPr>
             </w:pPr>
             <w:r>
               <w:rPr>
-                <w:rFonts w:ascii="Consolas" w:hAnsi="Consolas"/>
+                <w:rFonts w:ascii="Courier New" w:hAnsi="Courier New" w:cs="Courier New"/>
               </w:rPr>
               <w:t>zig build</w:t>
             </w:r>
@@ -2455,12 +2378,12 @@
             <w:pPr>
               <w:spacing w:before="10" w:after="10" w:line="240" w:lineRule="auto"/>
               <w:rPr>
-                <w:rFonts w:ascii="Consolas" w:hAnsi="Consolas"/>
+                <w:rFonts w:ascii="Courier New" w:hAnsi="Courier New" w:cs="Courier New"/>
               </w:rPr>
             </w:pPr>
             <w:r>
               <w:rPr>
-                <w:rFonts w:ascii="Consolas" w:hAnsi="Consolas"/>
+                <w:rFonts w:ascii="Courier New" w:hAnsi="Courier New" w:cs="Courier New"/>
               </w:rPr>
               <w:t>Builds the project using build.zig.</w:t>
             </w:r>
@@ -2481,12 +2404,12 @@
             <w:pPr>
               <w:spacing w:before="10" w:after="10" w:line="240" w:lineRule="auto"/>
               <w:rPr>
-                <w:rFonts w:ascii="Consolas" w:hAnsi="Consolas"/>
+                <w:rFonts w:ascii="Courier New" w:hAnsi="Courier New" w:cs="Courier New"/>
               </w:rPr>
             </w:pPr>
             <w:r>
               <w:rPr>
-                <w:rFonts w:ascii="Consolas" w:hAnsi="Consolas"/>
+                <w:rFonts w:ascii="Courier New" w:hAnsi="Courier New" w:cs="Courier New"/>
               </w:rPr>
               <w:t>zig build -Drelease-fast</w:t>
             </w:r>
@@ -2502,12 +2425,12 @@
             <w:pPr>
               <w:spacing w:before="10" w:after="10" w:line="240" w:lineRule="auto"/>
               <w:rPr>
-                <w:rFonts w:ascii="Consolas" w:hAnsi="Consolas"/>
+                <w:rFonts w:ascii="Courier New" w:hAnsi="Courier New" w:cs="Courier New"/>
               </w:rPr>
             </w:pPr>
             <w:r>
               <w:rPr>
-                <w:rFonts w:ascii="Consolas" w:hAnsi="Consolas"/>
+                <w:rFonts w:ascii="Courier New" w:hAnsi="Courier New" w:cs="Courier New"/>
               </w:rPr>
               <w:t>Compiles in release mode (optimized).</w:t>
             </w:r>
@@ -2528,12 +2451,12 @@
             <w:pPr>
               <w:spacing w:before="10" w:after="10" w:line="240" w:lineRule="auto"/>
               <w:rPr>
-                <w:rFonts w:ascii="Consolas" w:hAnsi="Consolas"/>
+                <w:rFonts w:ascii="Courier New" w:hAnsi="Courier New" w:cs="Courier New"/>
               </w:rPr>
             </w:pPr>
             <w:r>
               <w:rPr>
-                <w:rFonts w:ascii="Consolas" w:hAnsi="Consolas"/>
+                <w:rFonts w:ascii="Courier New" w:hAnsi="Courier New" w:cs="Courier New"/>
               </w:rPr>
               <w:t>zig build-exe src/main.zig -o main.exe</w:t>
             </w:r>
@@ -2549,12 +2472,12 @@
             <w:pPr>
               <w:spacing w:before="10" w:after="10" w:line="240" w:lineRule="auto"/>
               <w:rPr>
-                <w:rFonts w:ascii="Consolas" w:hAnsi="Consolas"/>
+                <w:rFonts w:ascii="Courier New" w:hAnsi="Courier New" w:cs="Courier New"/>
               </w:rPr>
             </w:pPr>
             <w:r>
               <w:rPr>
-                <w:rFonts w:ascii="Consolas" w:hAnsi="Consolas"/>
+                <w:rFonts w:ascii="Courier New" w:hAnsi="Courier New" w:cs="Courier New"/>
               </w:rPr>
               <w:t>Compiles a single Zig file into an executable.</w:t>
             </w:r>
@@ -2575,12 +2498,12 @@
             <w:pPr>
               <w:spacing w:before="10" w:after="10" w:line="240" w:lineRule="auto"/>
               <w:rPr>
-                <w:rFonts w:ascii="Consolas" w:hAnsi="Consolas"/>
+                <w:rFonts w:ascii="Courier New" w:hAnsi="Courier New" w:cs="Courier New"/>
               </w:rPr>
             </w:pPr>
             <w:r>
               <w:rPr>
-                <w:rFonts w:ascii="Consolas" w:hAnsi="Consolas"/>
+                <w:rFonts w:ascii="Courier New" w:hAnsi="Courier New" w:cs="Courier New"/>
               </w:rPr>
               <w:t>zig run src/main.zig</w:t>
             </w:r>
@@ -2596,12 +2519,12 @@
             <w:pPr>
               <w:spacing w:before="10" w:after="10" w:line="240" w:lineRule="auto"/>
               <w:rPr>
-                <w:rFonts w:ascii="Consolas" w:hAnsi="Consolas"/>
+                <w:rFonts w:ascii="Courier New" w:hAnsi="Courier New" w:cs="Courier New"/>
               </w:rPr>
             </w:pPr>
             <w:r>
               <w:rPr>
-                <w:rFonts w:ascii="Consolas" w:hAnsi="Consolas"/>
+                <w:rFonts w:ascii="Courier New" w:hAnsi="Courier New" w:cs="Courier New"/>
               </w:rPr>
               <w:t>Compiles and runs the program in one step.</w:t>
             </w:r>
@@ -2622,12 +2545,12 @@
             <w:pPr>
               <w:spacing w:before="10" w:after="10" w:line="240" w:lineRule="auto"/>
               <w:rPr>
-                <w:rFonts w:ascii="Consolas" w:hAnsi="Consolas"/>
+                <w:rFonts w:ascii="Courier New" w:hAnsi="Courier New" w:cs="Courier New"/>
               </w:rPr>
             </w:pPr>
             <w:r>
               <w:rPr>
-                <w:rFonts w:ascii="Consolas" w:hAnsi="Consolas"/>
+                <w:rFonts w:ascii="Courier New" w:hAnsi="Courier New" w:cs="Courier New"/>
               </w:rPr>
               <w:t>zig build-lib src/math_lib.zig -o math_lib.a</w:t>
             </w:r>
@@ -2643,12 +2566,12 @@
             <w:pPr>
               <w:spacing w:before="10" w:after="10" w:line="240" w:lineRule="auto"/>
               <w:rPr>
-                <w:rFonts w:ascii="Consolas" w:hAnsi="Consolas"/>
+                <w:rFonts w:ascii="Courier New" w:hAnsi="Courier New" w:cs="Courier New"/>
               </w:rPr>
             </w:pPr>
             <w:r>
               <w:rPr>
-                <w:rFonts w:ascii="Consolas" w:hAnsi="Consolas"/>
+                <w:rFonts w:ascii="Courier New" w:hAnsi="Courier New" w:cs="Courier New"/>
               </w:rPr>
               <w:t>Compiles a Zig file into a static library.</w:t>
             </w:r>
@@ -2662,7 +2585,7 @@
       </w:pPr>
       <w:r>
         <w:pict w14:anchorId="4F300587">
-          <v:rect id="_x0000_i1122" style="width:0;height:1.5pt" o:hralign="center" o:hrstd="t" o:hr="t" fillcolor="#a0a0a0" stroked="f"/>
+          <v:rect id="_x0000_i1038" style="width:0;height:1.5pt" o:hralign="center" o:hrstd="t" o:hr="t" fillcolor="#a0a0a0" stroked="f"/>
         </w:pict>
       </w:r>
     </w:p>
@@ -2676,18 +2599,10 @@
       </w:pPr>
       <w:r>
         <w:rPr>
-          <w:rFonts w:ascii="Segoe UI Emoji" w:hAnsi="Segoe UI Emoji" w:cs="Segoe UI Emoji"/>
-          <w:b/>
-          <w:bCs/>
-        </w:rPr>
-        <w:t>🎯</w:t>
-      </w:r>
-      <w:r>
-        <w:rPr>
-          <w:b/>
-          <w:bCs/>
-        </w:rPr>
-        <w:t xml:space="preserve"> Summary</w:t>
+          <w:b/>
+          <w:bCs/>
+        </w:rPr>
+        <w:t>Summary</w:t>
       </w:r>
     </w:p>
     <w:p>
@@ -2791,16 +2706,7 @@
         <w:t>libraries</w:t>
       </w:r>
       <w:r>
-        <w:t xml:space="preserve"> efficiently. </w:t>
-      </w:r>
-      <w:r>
-        <w:rPr>
-          <w:rFonts w:ascii="Segoe UI Emoji" w:hAnsi="Segoe UI Emoji" w:cs="Segoe UI Emoji"/>
-        </w:rPr>
-        <w:t>🚀</w:t>
-      </w:r>
-      <w:r>
-        <w:t xml:space="preserve"> Let me know if you need more details!</w:t>
+        <w:t xml:space="preserve"> efficiently. Let me know if you need more details!</w:t>
       </w:r>
     </w:p>
     <w:p>
@@ -4357,6 +4263,7 @@
   <w:style w:type="character" w:default="1" w:styleId="DefaultParagraphFont">
     <w:name w:val="Default Paragraph Font"/>
     <w:uiPriority w:val="1"/>
+    <w:semiHidden/>
     <w:unhideWhenUsed/>
   </w:style>
   <w:style w:type="table" w:default="1" w:styleId="TableNormal">
